--- a/downloads/teacher/05 Materials/Unit 02/Handouts/Handout 02.10 - Ways to Pay and Register Practice.docx
+++ b/downloads/teacher/05 Materials/Unit 02/Handouts/Handout 02.10 - Ways to Pay and Register Practice.docx
@@ -25,7 +25,7 @@
         <w:pStyle w:val="BodyText"/>
       </w:pPr>
       <w:r>
-        <w:t xml:space="preserve">The account holder, the bank, the soccer league, and every number here are made up for class. Fees are typical Long Island bank fees for 2026 [update].</w:t>
+        <w:t xml:space="preserve">The account holder, the bank, the soccer league, and every number here are made up for class. Fees are typical Long Island bank fees for 2026.</w:t>
       </w:r>
     </w:p>
     <w:p>
@@ -1145,15 +1145,6 @@
             <w:r>
               <w:t xml:space="preserve">Out-of-network ATM fee</w:t>
             </w:r>
-            <w:r>
-              <w:t xml:space="preserve"> </w:t>
-            </w:r>
-            <w:r>
-              <w:rPr>
-                <w:rStyle w:val="TeacherNote"/>
-              </w:rPr>
-              <w:t xml:space="preserve">[update]</w:t>
-            </w:r>
           </w:p>
         </w:tc>
         <w:tc>
@@ -1310,15 +1301,6 @@
             <w:r>
               <w:t xml:space="preserve">Phone plan</w:t>
             </w:r>
-            <w:r>
-              <w:t xml:space="preserve"> </w:t>
-            </w:r>
-            <w:r>
-              <w:rPr>
-                <w:rStyle w:val="TeacherNote"/>
-              </w:rPr>
-              <w:t xml:space="preserve">[update]</w:t>
-            </w:r>
           </w:p>
         </w:tc>
         <w:tc>
@@ -1475,15 +1457,6 @@
             <w:r>
               <w:t xml:space="preserve">Movie ticket</w:t>
             </w:r>
-            <w:r>
-              <w:t xml:space="preserve"> </w:t>
-            </w:r>
-            <w:r>
-              <w:rPr>
-                <w:rStyle w:val="TeacherNote"/>
-              </w:rPr>
-              <w:t xml:space="preserve">[update]</w:t>
-            </w:r>
           </w:p>
         </w:tc>
         <w:tc>
@@ -1561,15 +1534,6 @@
             </w:pPr>
             <w:r>
               <w:t xml:space="preserve">Monthly bus pass</w:t>
-            </w:r>
-            <w:r>
-              <w:t xml:space="preserve"> </w:t>
-            </w:r>
-            <w:r>
-              <w:rPr>
-                <w:rStyle w:val="TeacherNote"/>
-              </w:rPr>
-              <w:t xml:space="preserve">[update]</w:t>
             </w:r>
           </w:p>
         </w:tc>
@@ -1838,7 +1802,7 @@
               <w:jc w:val="left"/>
             </w:pPr>
             <w:r>
-              <w:t xml:space="preserve">Pay rent, $2,200 [update], to a landlord</w:t>
+              <w:t xml:space="preserve">Pay rent, $2,200, to a landlord</w:t>
             </w:r>
           </w:p>
         </w:tc>
@@ -1963,22 +1927,7 @@
         <w:pStyle w:val="BodyText"/>
       </w:pPr>
       <w:r>
-        <w:t xml:space="preserve">Overdraft: suppose the 10/15 bus pass had been charged on 10/11, before the birthday deposit on 10/12. Would the account have gone below zero? What would a $35 overdraft fee</w:t>
-      </w:r>
-      <w:r>
-        <w:t xml:space="preserve"> </w:t>
-      </w:r>
-      <w:r>
-        <w:rPr>
-          <w:rStyle w:val="TeacherNote"/>
-        </w:rPr>
-        <w:t xml:space="preserve">[update]</w:t>
-      </w:r>
-      <w:r>
-        <w:t xml:space="preserve"> </w:t>
-      </w:r>
-      <w:r>
-        <w:t xml:space="preserve">have done to the balance?</w:t>
+        <w:t xml:space="preserve">Overdraft: suppose the 10/15 bus pass had been charged on 10/11, before the birthday deposit on 10/12. Would the account have gone below zero? What would a $35 overdraft fee have done to the balance?</w:t>
       </w:r>
     </w:p>
     <w:p>
